--- a/backend/data/Fristgerechte_Kündigung_O2.docx
+++ b/backend/data/Fristgerechte_Kündigung_O2.docx
@@ -517,7 +517,25 @@
         <w:rPr>
           <w:rFonts w:ascii="Calibri" w:hAnsi="Calibri" w:cs="Calibri"/>
         </w:rPr>
-        <w:t xml:space="preserve">Handynummer: {{ Handynummer }} </w:t>
+        <w:t>Mobilnummer</w:t>
+      </w:r>
+      <w:r>
+        <w:rPr>
+          <w:rFonts w:ascii="Calibri" w:hAnsi="Calibri" w:cs="Calibri"/>
+        </w:rPr>
+        <w:t xml:space="preserve">: {{ </w:t>
+      </w:r>
+      <w:r>
+        <w:rPr>
+          <w:rFonts w:ascii="Calibri" w:hAnsi="Calibri" w:cs="Calibri"/>
+        </w:rPr>
+        <w:t>Mobilnummer</w:t>
+      </w:r>
+      <w:r>
+        <w:rPr>
+          <w:rFonts w:ascii="Calibri" w:hAnsi="Calibri" w:cs="Calibri"/>
+        </w:rPr>
+        <w:t xml:space="preserve"> }} </w:t>
       </w:r>
     </w:p>
     <w:p>
@@ -530,7 +548,19 @@
         <w:rPr>
           <w:rFonts w:ascii="Calibri" w:hAnsi="Calibri" w:cs="Calibri"/>
         </w:rPr>
-        <w:t>{%p if Handynummer_2 %}</w:t>
+        <w:t xml:space="preserve">{%p if </w:t>
+      </w:r>
+      <w:r>
+        <w:rPr>
+          <w:rFonts w:ascii="Calibri" w:hAnsi="Calibri" w:cs="Calibri"/>
+        </w:rPr>
+        <w:t>Mobilnummer</w:t>
+      </w:r>
+      <w:r>
+        <w:rPr>
+          <w:rFonts w:ascii="Calibri" w:hAnsi="Calibri" w:cs="Calibri"/>
+        </w:rPr>
+        <w:t>_2 %}</w:t>
       </w:r>
     </w:p>
     <w:p>
@@ -543,7 +573,25 @@
         <w:rPr>
           <w:rFonts w:ascii="Calibri" w:hAnsi="Calibri" w:cs="Calibri"/>
         </w:rPr>
-        <w:t>Handynummer: {{ Handynummer_2 }}</w:t>
+        <w:t>Mobilnummer</w:t>
+      </w:r>
+      <w:r>
+        <w:rPr>
+          <w:rFonts w:ascii="Calibri" w:hAnsi="Calibri" w:cs="Calibri"/>
+        </w:rPr>
+        <w:t xml:space="preserve">: {{ </w:t>
+      </w:r>
+      <w:r>
+        <w:rPr>
+          <w:rFonts w:ascii="Calibri" w:hAnsi="Calibri" w:cs="Calibri"/>
+        </w:rPr>
+        <w:t>Mobilnummer</w:t>
+      </w:r>
+      <w:r>
+        <w:rPr>
+          <w:rFonts w:ascii="Calibri" w:hAnsi="Calibri" w:cs="Calibri"/>
+        </w:rPr>
+        <w:t>_2 }}</w:t>
       </w:r>
     </w:p>
     <w:p>
@@ -742,7 +790,19 @@
         <w:rPr>
           <w:rFonts w:ascii="Calibri" w:hAnsi="Calibri" w:cs="Calibri"/>
         </w:rPr>
-        <w:t xml:space="preserve">        {"name":"Handynummer","type":"number"},</w:t>
+        <w:t xml:space="preserve">        {"name":"</w:t>
+      </w:r>
+      <w:r>
+        <w:rPr>
+          <w:rFonts w:ascii="Calibri" w:hAnsi="Calibri" w:cs="Calibri"/>
+        </w:rPr>
+        <w:t>Mobilnummer</w:t>
+      </w:r>
+      <w:r>
+        <w:rPr>
+          <w:rFonts w:ascii="Calibri" w:hAnsi="Calibri" w:cs="Calibri"/>
+        </w:rPr>
+        <w:t>","type":"number"},</w:t>
       </w:r>
     </w:p>
     <w:p>
@@ -755,7 +815,19 @@
         <w:rPr>
           <w:rFonts w:ascii="Calibri" w:hAnsi="Calibri" w:cs="Calibri"/>
         </w:rPr>
-        <w:t xml:space="preserve">        {"name":"Handynummer_2","type":"number","optional":1}</w:t>
+        <w:t xml:space="preserve">        {"name":"</w:t>
+      </w:r>
+      <w:r>
+        <w:rPr>
+          <w:rFonts w:ascii="Calibri" w:hAnsi="Calibri" w:cs="Calibri"/>
+        </w:rPr>
+        <w:t>Mobilnummer</w:t>
+      </w:r>
+      <w:r>
+        <w:rPr>
+          <w:rFonts w:ascii="Calibri" w:hAnsi="Calibri" w:cs="Calibri"/>
+        </w:rPr>
+        <w:t>_2","type":"number","optional":1}</w:t>
       </w:r>
     </w:p>
     <w:p>
@@ -812,7 +884,7 @@
         <w:rPr>
           <w:rFonts w:ascii="Calibri" w:hAnsi="Calibri" w:cs="Calibri"/>
         </w:rPr>
-        <w:t>4.1</w:t>
+        <w:t>5</w:t>
       </w:r>
       <w:r>
         <w:rPr>
@@ -1087,7 +1159,19 @@
         <w:rPr>
           <w:rFonts w:ascii="Calibri" w:hAnsi="Calibri" w:cs="Calibri"/>
         </w:rPr>
-        <w:t xml:space="preserve">                ["Handynummer"],</w:t>
+        <w:t xml:space="preserve">                ["</w:t>
+      </w:r>
+      <w:r>
+        <w:rPr>
+          <w:rFonts w:ascii="Calibri" w:hAnsi="Calibri" w:cs="Calibri"/>
+        </w:rPr>
+        <w:t>Mobilnummer</w:t>
+      </w:r>
+      <w:r>
+        <w:rPr>
+          <w:rFonts w:ascii="Calibri" w:hAnsi="Calibri" w:cs="Calibri"/>
+        </w:rPr>
+        <w:t>"],</w:t>
       </w:r>
     </w:p>
     <w:p>
@@ -1166,7 +1250,19 @@
           <w:rFonts w:ascii="Calibri" w:hAnsi="Calibri" w:cs="Calibri"/>
         </w:rPr>
         <w:lastRenderedPageBreak/>
-        <w:t xml:space="preserve">                ["Handynummer_2"]</w:t>
+        <w:t xml:space="preserve">                ["</w:t>
+      </w:r>
+      <w:r>
+        <w:rPr>
+          <w:rFonts w:ascii="Calibri" w:hAnsi="Calibri" w:cs="Calibri"/>
+        </w:rPr>
+        <w:t>Mobilnummer</w:t>
+      </w:r>
+      <w:r>
+        <w:rPr>
+          <w:rFonts w:ascii="Calibri" w:hAnsi="Calibri" w:cs="Calibri"/>
+        </w:rPr>
+        <w:t>_2"]</w:t>
       </w:r>
     </w:p>
     <w:p>
@@ -1873,6 +1969,7 @@
   <w:style w:type="character" w:default="1" w:styleId="DefaultParagraphFont">
     <w:name w:val="Default Paragraph Font"/>
     <w:uiPriority w:val="1"/>
+    <w:semiHidden/>
     <w:unhideWhenUsed/>
   </w:style>
   <w:style w:type="table" w:default="1" w:styleId="TableNormal">

--- a/backend/data/Fristgerechte_Kündigung_O2.docx
+++ b/backend/data/Fristgerechte_Kündigung_O2.docx
@@ -735,7 +735,6 @@
       <w:pPr>
         <w:rPr>
           <w:rFonts w:ascii="Calibri" w:hAnsi="Calibri" w:cs="Calibri"/>
-          <w:lang w:val="en-US"/>
         </w:rPr>
       </w:pPr>
       <w:r>
@@ -744,7 +743,13 @@
           <w:lang w:val="en-US"/>
         </w:rPr>
         <w:lastRenderedPageBreak/>
-        <w:t xml:space="preserve">        {"name":"Datum","type":"date","offset":0},</w:t>
+        <w:t xml:space="preserve">        </w:t>
+      </w:r>
+      <w:r>
+        <w:rPr>
+          <w:rFonts w:ascii="Calibri" w:hAnsi="Calibri" w:cs="Calibri"/>
+        </w:rPr>
+        <w:t>{"name":"Datum","type":"date","offset":0},</w:t>
       </w:r>
     </w:p>
     <w:p>
@@ -756,7 +761,6 @@
       <w:r>
         <w:rPr>
           <w:rFonts w:ascii="Calibri" w:hAnsi="Calibri" w:cs="Calibri"/>
-          <w:lang w:val="en-US"/>
         </w:rPr>
         <w:t xml:space="preserve">        </w:t>
       </w:r>
@@ -903,7 +907,19 @@
         <w:rPr>
           <w:rFonts w:ascii="Calibri" w:hAnsi="Calibri" w:cs="Calibri"/>
         </w:rPr>
-        <w:t xml:space="preserve">            "category":["Kündigung"],</w:t>
+        <w:t xml:space="preserve">            "category":["</w:t>
+      </w:r>
+      <w:r>
+        <w:rPr>
+          <w:rFonts w:ascii="Calibri" w:hAnsi="Calibri" w:cs="Calibri"/>
+        </w:rPr>
+        <w:t xml:space="preserve">Fristgerechte </w:t>
+      </w:r>
+      <w:r>
+        <w:rPr>
+          <w:rFonts w:ascii="Calibri" w:hAnsi="Calibri" w:cs="Calibri"/>
+        </w:rPr>
+        <w:t>Kündigung"],</w:t>
       </w:r>
     </w:p>
     <w:p>
